--- a/klagomål/A 29379-2026 FSC-klagomål.docx
+++ b/klagomål/A 29379-2026 FSC-klagomål.docx
@@ -1146,7 +1146,7 @@
     <w:r>
       <w:tab/>
       <w:tab/>
-      <w:t>2026-10-02</w:t>
+      <w:t>2026-10-03</w:t>
       <w:br/>
       <w:br/>
     </w:r>

--- a/klagomål/A 29379-2026 FSC-klagomål.docx
+++ b/klagomål/A 29379-2026 FSC-klagomål.docx
@@ -1146,7 +1146,7 @@
     <w:r>
       <w:tab/>
       <w:tab/>
-      <w:t>2026-10-03</w:t>
+      <w:t>2026-10-04</w:t>
       <w:br/>
       <w:br/>
     </w:r>

--- a/klagomål/A 29379-2026 FSC-klagomål.docx
+++ b/klagomål/A 29379-2026 FSC-klagomål.docx
@@ -216,12 +216,12 @@
         <w:spacing w:after="240"/>
       </w:pPr>
       <w:r>
-        <w:t>Figur 1. Fyndplatser för naturvårdsarter i och inom 6 meter från avverkningsanmälan. Markörer utan svart kant är placerade på fyndplatsen. Markörer med svart kant är placerade vid sidan av fyndplatsen och har ett svart streck som visar fyndplatsens exakta position. Kartans mittpunktskoordinat är N 6336616, E 579307 i SWEREF 99 TM.</w:t>
+        <w:t>Figur 1. Fyndplatser för naturvårdsarter i och inom 14 meter från avverkningsanmälan. Markörer utan svart kant är placerade på fyndplatsen. Markörer med svart kant är placerade vid sidan av fyndplatsen och har ett svart streck som visar fyndplatsens exakta position. Kartans mittpunktskoordinat är N 6336616, E 579307 i SWEREF 99 TM.</w:t>
       </w:r>
     </w:p>
     <w:p>
       <w:r>
-        <w:t>I och inom 6 meter från avverkningsanmälan finns fynd av 8 naturvårdsarter, varav 4 är rödlistade, 2 är fridlysta, 6 är typiska (T) och 3 är signalarter (S): garnlav (VU, T), knärot (VU, T, §8), motaggsvamp (NT, T), tallticka (NT, T), blomkålssvamp (S), blåmossa (S, T), grönpyrola (S, T) och revlummer (§9). Se Figur 1.</w:t>
+        <w:t>I och inom 14 meter från avverkningsanmälan finns fynd av 11 naturvårdsarter, varav 5 är rödlistade, 4 är fridlysta, 9 är typiska (T) och 3 är signalarter (S): garnlav (VU, T), knärot (VU, T, §8), gropticka (NT, T), motaggsvamp (NT, T), tallticka (NT, T), blomkålssvamp (S), blåmossa (S, T), grönpyrola (S, T), spillkråka (T, §4), tofsmes (T, §4) och revlummer (§9). Se Figur 1.</w:t>
       </w:r>
     </w:p>
     <w:p>
@@ -381,10 +381,10 @@
         <w:rPr>
           <w:b/>
         </w:rPr>
-        <w:t xml:space="preserve">Motaggsvamp (NT) </w:t>
-      </w:r>
-      <w:r>
-        <w:t xml:space="preserve">bildar mykorrhiza med tall i tallskog och hittas huvudsakligen i äldre, glesare skogsbestånd och hällmarksimpediment. Arten hotas främst av skogsavverkning och tycks försvinna efter slutavverkning, markberedning och plantering. Motaggsvamp är typisk art för </w:t>
+        <w:t>Gropticka (NT)</w:t>
+      </w:r>
+      <w:r>
+        <w:t xml:space="preserve"> är en bra signalart som visar på skyddsvärda barrskogar i södra halvan av landet och kan betraktas som en sydlig ”urskogsindikator” eller gammelskogsindikator. Skogsbestånd där gropticka återfinns bör lämnas till fri utveckling. För att bibehålla arten i landet på sikt krävs att fler områden med gammal barrskog skyddas i Götaland och Svealand. Gropticka är typisk art för </w:t>
       </w:r>
       <w:r>
         <w:rPr>
@@ -393,6 +393,26 @@
         <w:t>9010 Taiga</w:t>
       </w:r>
       <w:r>
+        <w:t xml:space="preserve"> (SLU Artdatabanken, 2024; Nitare &amp; Skogsstyrelsen, 2019).</w:t>
+      </w:r>
+    </w:p>
+    <w:p>
+      <w:r>
+        <w:rPr>
+          <w:b/>
+        </w:rPr>
+        <w:t xml:space="preserve">Motaggsvamp (NT) </w:t>
+      </w:r>
+      <w:r>
+        <w:t xml:space="preserve">bildar mykorrhiza med tall i tallskog och hittas huvudsakligen i äldre, glesare skogsbestånd och hällmarksimpediment. Arten hotas främst av skogsavverkning och tycks försvinna efter slutavverkning, markberedning och plantering. Motaggsvamp är typisk art för </w:t>
+      </w:r>
+      <w:r>
+        <w:rPr>
+          <w:i/>
+        </w:rPr>
+        <w:t>9010 Taiga</w:t>
+      </w:r>
+      <w:r>
         <w:t xml:space="preserve"> (SLU Artdatabanken, 2024).</w:t>
       </w:r>
     </w:p>
@@ -492,6 +512,55 @@
       </w:r>
       <w:r>
         <w:t>(Nitare &amp; Skogsstyrelsen, 2019; SLU Artdatabanken, 2025).</w:t>
+      </w:r>
+    </w:p>
+    <w:p>
+      <w:r>
+        <w:rPr>
+          <w:b/>
+        </w:rPr>
+        <w:t>Spillkråka (§4)</w:t>
+      </w:r>
+      <w:r>
+        <w:t xml:space="preserve"> omfattas av bilaga 1 i EU:s fågeldirektiv och är typisk art för </w:t>
+      </w:r>
+      <w:r>
+        <w:rPr>
+          <w:i/>
+        </w:rPr>
+        <w:t xml:space="preserve">9010 Taiga </w:t>
+      </w:r>
+      <w:r>
+        <w:t>och</w:t>
+      </w:r>
+      <w:r>
+        <w:rPr>
+          <w:i/>
+        </w:rPr>
+        <w:t xml:space="preserve"> 9740 Skogsbevuxen myr</w:t>
+      </w:r>
+      <w:r>
+        <w:t>. Den behöver grova träd, främst tall, asp och bok som boträd. Skogsbruk med korta omloppstider och täta, homogena ungskogar utgör det största hotet. Spillkråka är en nyckelart i skogliga miljöer vars övergivna bohål utnyttjas av flera andra hålhäckande fågelarter och fladdermöss, däribland pärluggla (EN, §4), knipa (§4), salskrake (§4) och skogsduva (§4). Hökuggla (VU, §4) och slaguggla (§4) häckar ofta i högstubbar som brutits av i höjd med ett gammalt spillkråkebo (SLU Artdatabanken, 2026; Skogsstyrelsen, 2016).</w:t>
+      </w:r>
+    </w:p>
+    <w:p>
+      <w:r>
+        <w:rPr>
+          <w:b/>
+        </w:rPr>
+        <w:t>Tofsmes (§4)</w:t>
+      </w:r>
+      <w:r>
+        <w:t xml:space="preserve"> häckar i barr- och blandskog, främst i tallskog. Tofsmes är typisk art för </w:t>
+      </w:r>
+      <w:r>
+        <w:rPr>
+          <w:i/>
+        </w:rPr>
+        <w:t xml:space="preserve">9010 Taiga </w:t>
+      </w:r>
+      <w:r>
+        <w:t>(SLU Artdatabanken, 2025).</w:t>
       </w:r>
     </w:p>
     <w:p>
@@ -546,6 +615,22 @@
       <w:r>
         <w:t>I den avverkningsanmälda skogen har fridlysta arter sina livsmiljöer och växtplatser. Att skada de fridlysta arternas livsmiljöer, växtplatser eller ekologiska funktion är inte tillåtet enligt artskyddsförordningen.</w:t>
       </w:r>
+      <w:r>
+        <w:rPr>
+          <w:i/>
+        </w:rPr>
+        <w:t xml:space="preserve"> EU:s medlemsländer och skogsbolag är skyldiga att agera i enlighet med EU:s fågeldirektiv där det uttryckligen står att direktivet gäller för fåglar samt för deras ägg, bon och </w:t>
+      </w:r>
+      <w:r>
+        <w:rPr>
+          <w:b/>
+          <w:i/>
+        </w:rPr>
+        <w:t xml:space="preserve">livsmiljöer </w:t>
+      </w:r>
+      <w:r>
+        <w:t>(artikel 1). Vidare att de åtgärder som vidtas inte får leda till en försämring av den nuvarande situationen beträffande bevarandet av de fågelarter som avses i artikel 1 (artikel 13).</w:t>
+      </w:r>
     </w:p>
     <w:p>
       <w:r>
@@ -584,7 +669,7 @@
         <w:rPr>
           <w:i/>
         </w:rPr>
-        <w:t>I det avverkningsanmälda skogsområdet har 8 naturvårdsarter varav 4 rödlistade arter sina livsmiljöer och växtplatser.</w:t>
+        <w:t>I det avverkningsanmälda skogsområdet har 11 naturvårdsarter varav 5 rödlistade arter sina livsmiljöer och växtplatser.</w:t>
       </w:r>
     </w:p>
     <w:p>
@@ -1007,6 +1092,78 @@
     <w:p>
       <w:r>
         <w:t xml:space="preserve">SLU Artdatabanken, 2024. </w:t>
+      </w:r>
+      <w:r>
+        <w:rPr>
+          <w:i/>
+        </w:rPr>
+        <w:t xml:space="preserve">Artfaktablad. Naturvård – artfakta. </w:t>
+      </w:r>
+      <w:r>
+        <w:t>SLU Artdatabanken, Uppsala.</w:t>
+      </w:r>
+    </w:p>
+    <w:p>
+      <w:pPr>
+        <w:pStyle w:val="Heading1"/>
+      </w:pPr>
+      <w:r>
+        <w:t>Spillkråka – ekologi samt krav på livsmiljön</w:t>
+      </w:r>
+    </w:p>
+    <w:p>
+      <w:r>
+        <w:t xml:space="preserve">Spillkråka (§4) ingår i bilaga 1 EU:s fågeldirektiv och är typisk art för </w:t>
+      </w:r>
+      <w:r>
+        <w:rPr>
+          <w:i/>
+        </w:rPr>
+        <w:t xml:space="preserve">9010 Taiga </w:t>
+      </w:r>
+      <w:r>
+        <w:t>och</w:t>
+      </w:r>
+      <w:r>
+        <w:rPr>
+          <w:i/>
+        </w:rPr>
+        <w:t xml:space="preserve"> 9740 Skogsbevuxen myr</w:t>
+      </w:r>
+      <w:r>
+        <w:t>. Den lever i både barr- och blandskog liksom i ren lövskog. De tätaste populationerna tenderar att finnas i äldre, variationsrik blandskog med gott om död ved och gamla träd. Varje par utnyttjar 400–1000 hektar skog beroende på skogens kvalitet. Skogsbruk med korta omloppstider och täta, homogena ungskogar utgör det största hotet (SLU Artdatabanken, 2026).</w:t>
+      </w:r>
+    </w:p>
+    <w:p>
+      <w:r>
+        <w:t>Spillkråka är en nyckelart i skogliga miljöer vars övergivna bohål utnyttjas av flera andra hålhäckande fågelarter och fladdermöss, däribland pärluggla (EN, §4), knipa (§4), salskrake (§4) och skogsduva (§4). Hökuggla (VU, §4) och slaguggla (§4) häckar ofta i högstubbar som brutits av i höjd med ett gammalt spillkråkebo (Skogsstyrelsen, 2016).</w:t>
+      </w:r>
+    </w:p>
+    <w:p>
+      <w:pPr>
+        <w:pStyle w:val="Heading2"/>
+      </w:pPr>
+      <w:r>
+        <w:t>Referenser – spillkråka</w:t>
+      </w:r>
+    </w:p>
+    <w:p>
+      <w:r>
+        <w:t xml:space="preserve">Skogsstyrelsen, 2016. </w:t>
+      </w:r>
+      <w:r>
+        <w:rPr>
+          <w:i/>
+        </w:rPr>
+        <w:t xml:space="preserve">Vägledning för hänsyn till spillkråka. </w:t>
+      </w:r>
+      <w:r>
+        <w:t>Vägledningar och kunskapsstöd artskydd – Skogsstyrelsen.</w:t>
+      </w:r>
+    </w:p>
+    <w:p>
+      <w:r>
+        <w:t xml:space="preserve">SLU Artdatabanken, 2026. </w:t>
       </w:r>
       <w:r>
         <w:rPr>
@@ -1146,7 +1303,7 @@
     <w:r>
       <w:tab/>
       <w:tab/>
-      <w:t>2026-10-04</w:t>
+      <w:t>2026-10-05</w:t>
       <w:br/>
       <w:br/>
     </w:r>

--- a/klagomål/A 29379-2026 FSC-klagomål.docx
+++ b/klagomål/A 29379-2026 FSC-klagomål.docx
@@ -221,7 +221,7 @@
     </w:p>
     <w:p>
       <w:r>
-        <w:t>I och inom 14 meter från avverkningsanmälan finns fynd av 11 naturvårdsarter, varav 5 är rödlistade, 4 är fridlysta, 9 är typiska (T) och 3 är signalarter (S): garnlav (VU, T), knärot (VU, T, §8), gropticka (NT, T), motaggsvamp (NT, T), tallticka (NT, T), blomkålssvamp (S), blåmossa (S, T), grönpyrola (S, T), spillkråka (T, §4), tofsmes (T, §4) och revlummer (§9). Se Figur 1.</w:t>
+        <w:t>I och inom 14 meter från avverkningsanmälan finns fynd av 10 naturvårdsarter, varav 4 är rödlistade, 4 är fridlysta, 8 är typiska (T) och 3 är signalarter (S): knärot (VU, T, §8), gropticka (NT, T), motaggsvamp (NT, T), tallticka (NT, T), blomkålssvamp (S), blåmossa (S, T), grönpyrola (S, T), spillkråka (T, §4), tofsmes (T, §4) och revlummer (§9). Se Figur 1.</w:t>
       </w:r>
     </w:p>
     <w:p>
@@ -245,35 +245,6 @@
     <w:p>
       <w:r>
         <w:t>Nedan följer beskrivningar av de naturvårdsarter och fridlysta arter som har sina livsmiljöer och växtplatser i den avverkningsanmälda skogen. Se även ytterligare artfakta i BILAGA 1. De påträffade naturvårdsarterna är ett tydligt kvitto på att det rör sig om en skog med höga naturvärden.</w:t>
-      </w:r>
-    </w:p>
-    <w:p>
-      <w:r>
-        <w:rPr>
-          <w:b/>
-        </w:rPr>
-        <w:t>Garnlav (VU)</w:t>
-      </w:r>
-      <w:r>
-        <w:t xml:space="preserve"> är en utpräglad barrskogsart som ibland kan drapera träden i norrländska grannaturskogar med hög luftfuktighet. Den förekommer även i talldominerade bestånd där den, förutom i trädens grenverk, påträffas hängande över ojämnheter i tallbarken. Arten har minskat starkt i södra och mellersta Sverige och den minskar även i sitt nordliga utbredningsområde. Minskningstakten uppgår till 30 (20–50) % inom 50 år och överstiger gränsvärdet för Sårbar (VU). Orsaken till tillbakagången beror främst på slutavverkningar av naturskogsartade skogar. Bestånd med riklig förekomst bör regelmässigt sparas, vilket även gynnar flera andra sällsynta och rödlistade arter. Garnlav är värdväxt för den mycket sällsynta och akut hotade fjärilen barrskogslavfly (CR) som hör hemma i boreala barrskogar med riklig förekomst av värdväxten. Tidigare kunde arten konstateras årligen på flera platser vid Dala-Floda i Dalarna innan lokalerna kalavverkades. Senaste fyndet i landet av barrskogslavfly är från år 2000 då den påträffades vid Högberget i Sollefteå kommun. Garnlav är typisk art för </w:t>
-      </w:r>
-      <w:r>
-        <w:rPr>
-          <w:i/>
-        </w:rPr>
-        <w:t xml:space="preserve">9010 Taiga </w:t>
-      </w:r>
-      <w:r>
-        <w:t>och</w:t>
-      </w:r>
-      <w:r>
-        <w:rPr>
-          <w:i/>
-        </w:rPr>
-        <w:t xml:space="preserve"> 9070 Trädklädd betesmark</w:t>
-      </w:r>
-      <w:r>
-        <w:t xml:space="preserve"> (SLU Artdatabanken, 2026).</w:t>
       </w:r>
     </w:p>
     <w:p>
@@ -669,7 +640,7 @@
         <w:rPr>
           <w:i/>
         </w:rPr>
-        <w:t>I det avverkningsanmälda skogsområdet har 11 naturvårdsarter varav 5 rödlistade arter sina livsmiljöer och växtplatser.</w:t>
+        <w:t>I det avverkningsanmälda skogsområdet har 10 naturvårdsarter varav 4 rödlistade arter sina livsmiljöer och växtplatser.</w:t>
       </w:r>
     </w:p>
     <w:p>
@@ -1303,7 +1274,7 @@
     <w:r>
       <w:tab/>
       <w:tab/>
-      <w:t>2026-10-05</w:t>
+      <w:t>2026-10-06</w:t>
       <w:br/>
       <w:br/>
     </w:r>

--- a/klagomål/A 29379-2026 FSC-klagomål.docx
+++ b/klagomål/A 29379-2026 FSC-klagomål.docx
@@ -1274,7 +1274,7 @@
     <w:r>
       <w:tab/>
       <w:tab/>
-      <w:t>2026-10-06</w:t>
+      <w:t>2026-10-07</w:t>
       <w:br/>
       <w:br/>
     </w:r>

--- a/klagomål/A 29379-2026 FSC-klagomål.docx
+++ b/klagomål/A 29379-2026 FSC-klagomål.docx
@@ -1274,7 +1274,7 @@
     <w:r>
       <w:tab/>
       <w:tab/>
-      <w:t>2026-10-07</w:t>
+      <w:t>2026-10-08</w:t>
       <w:br/>
       <w:br/>
     </w:r>

--- a/klagomål/A 29379-2026 FSC-klagomål.docx
+++ b/klagomål/A 29379-2026 FSC-klagomål.docx
@@ -1274,7 +1274,7 @@
     <w:r>
       <w:tab/>
       <w:tab/>
-      <w:t>2026-10-08</w:t>
+      <w:t>2026-10-09</w:t>
       <w:br/>
       <w:br/>
     </w:r>

--- a/klagomål/A 29379-2026 FSC-klagomål.docx
+++ b/klagomål/A 29379-2026 FSC-klagomål.docx
@@ -1274,7 +1274,7 @@
     <w:r>
       <w:tab/>
       <w:tab/>
-      <w:t>2026-10-09</w:t>
+      <w:t>2026-10-10</w:t>
       <w:br/>
       <w:br/>
     </w:r>

--- a/klagomål/A 29379-2026 FSC-klagomål.docx
+++ b/klagomål/A 29379-2026 FSC-klagomål.docx
@@ -1274,7 +1274,7 @@
     <w:r>
       <w:tab/>
       <w:tab/>
-      <w:t>2026-10-10</w:t>
+      <w:t>2026-10-11</w:t>
       <w:br/>
       <w:br/>
     </w:r>

--- a/klagomål/A 29379-2026 FSC-klagomål.docx
+++ b/klagomål/A 29379-2026 FSC-klagomål.docx
@@ -1274,7 +1274,7 @@
     <w:r>
       <w:tab/>
       <w:tab/>
-      <w:t>2026-10-11</w:t>
+      <w:t>2026-10-12</w:t>
       <w:br/>
       <w:br/>
     </w:r>

--- a/klagomål/A 29379-2026 FSC-klagomål.docx
+++ b/klagomål/A 29379-2026 FSC-klagomål.docx
@@ -1274,7 +1274,7 @@
     <w:r>
       <w:tab/>
       <w:tab/>
-      <w:t>2026-10-12</w:t>
+      <w:t>2026-10-13</w:t>
       <w:br/>
       <w:br/>
     </w:r>

--- a/klagomål/A 29379-2026 FSC-klagomål.docx
+++ b/klagomål/A 29379-2026 FSC-klagomål.docx
@@ -1274,7 +1274,7 @@
     <w:r>
       <w:tab/>
       <w:tab/>
-      <w:t>2026-10-13</w:t>
+      <w:t>2026-10-14</w:t>
       <w:br/>
       <w:br/>
     </w:r>

--- a/klagomål/A 29379-2026 FSC-klagomål.docx
+++ b/klagomål/A 29379-2026 FSC-klagomål.docx
@@ -1274,7 +1274,7 @@
     <w:r>
       <w:tab/>
       <w:tab/>
-      <w:t>2026-10-14</w:t>
+      <w:t>2026-10-15</w:t>
       <w:br/>
       <w:br/>
     </w:r>

--- a/klagomål/A 29379-2026 FSC-klagomål.docx
+++ b/klagomål/A 29379-2026 FSC-klagomål.docx
@@ -1274,7 +1274,7 @@
     <w:r>
       <w:tab/>
       <w:tab/>
-      <w:t>2026-10-15</w:t>
+      <w:t>2026-10-16</w:t>
       <w:br/>
       <w:br/>
     </w:r>

--- a/klagomål/A 29379-2026 FSC-klagomål.docx
+++ b/klagomål/A 29379-2026 FSC-klagomål.docx
@@ -1274,7 +1274,7 @@
     <w:r>
       <w:tab/>
       <w:tab/>
-      <w:t>2026-10-16</w:t>
+      <w:t>2026-10-17</w:t>
       <w:br/>
       <w:br/>
     </w:r>

--- a/klagomål/A 29379-2026 FSC-klagomål.docx
+++ b/klagomål/A 29379-2026 FSC-klagomål.docx
@@ -1274,7 +1274,7 @@
     <w:r>
       <w:tab/>
       <w:tab/>
-      <w:t>2026-10-17</w:t>
+      <w:t>2026-10-18</w:t>
       <w:br/>
       <w:br/>
     </w:r>

--- a/klagomål/A 29379-2026 FSC-klagomål.docx
+++ b/klagomål/A 29379-2026 FSC-klagomål.docx
@@ -1274,7 +1274,7 @@
     <w:r>
       <w:tab/>
       <w:tab/>
-      <w:t>2026-10-18</w:t>
+      <w:t>2026-10-19</w:t>
       <w:br/>
       <w:br/>
     </w:r>

--- a/klagomål/A 29379-2026 FSC-klagomål.docx
+++ b/klagomål/A 29379-2026 FSC-klagomål.docx
@@ -1274,7 +1274,7 @@
     <w:r>
       <w:tab/>
       <w:tab/>
-      <w:t>2026-10-19</w:t>
+      <w:t>2026-10-20</w:t>
       <w:br/>
       <w:br/>
     </w:r>

--- a/klagomål/A 29379-2026 FSC-klagomål.docx
+++ b/klagomål/A 29379-2026 FSC-klagomål.docx
@@ -1274,7 +1274,7 @@
     <w:r>
       <w:tab/>
       <w:tab/>
-      <w:t>2026-10-20</w:t>
+      <w:t>2026-10-21</w:t>
       <w:br/>
       <w:br/>
     </w:r>

--- a/klagomål/A 29379-2026 FSC-klagomål.docx
+++ b/klagomål/A 29379-2026 FSC-klagomål.docx
@@ -1274,7 +1274,7 @@
     <w:r>
       <w:tab/>
       <w:tab/>
-      <w:t>2026-10-21</w:t>
+      <w:t>2026-10-22</w:t>
       <w:br/>
       <w:br/>
     </w:r>

--- a/klagomål/A 29379-2026 FSC-klagomål.docx
+++ b/klagomål/A 29379-2026 FSC-klagomål.docx
@@ -1274,7 +1274,7 @@
     <w:r>
       <w:tab/>
       <w:tab/>
-      <w:t>2026-10-22</w:t>
+      <w:t>2026-10-23</w:t>
       <w:br/>
       <w:br/>
     </w:r>

--- a/klagomål/A 29379-2026 FSC-klagomål.docx
+++ b/klagomål/A 29379-2026 FSC-klagomål.docx
@@ -1274,7 +1274,7 @@
     <w:r>
       <w:tab/>
       <w:tab/>
-      <w:t>2026-10-23</w:t>
+      <w:t>2026-10-24</w:t>
       <w:br/>
       <w:br/>
     </w:r>

--- a/klagomål/A 29379-2026 FSC-klagomål.docx
+++ b/klagomål/A 29379-2026 FSC-klagomål.docx
@@ -1274,7 +1274,7 @@
     <w:r>
       <w:tab/>
       <w:tab/>
-      <w:t>2026-10-24</w:t>
+      <w:t>2026-10-25</w:t>
       <w:br/>
       <w:br/>
     </w:r>

--- a/klagomål/A 29379-2026 FSC-klagomål.docx
+++ b/klagomål/A 29379-2026 FSC-klagomål.docx
@@ -1274,7 +1274,7 @@
     <w:r>
       <w:tab/>
       <w:tab/>
-      <w:t>2026-10-25</w:t>
+      <w:t>2026-10-26</w:t>
       <w:br/>
       <w:br/>
     </w:r>

--- a/klagomål/A 29379-2026 FSC-klagomål.docx
+++ b/klagomål/A 29379-2026 FSC-klagomål.docx
@@ -1274,7 +1274,7 @@
     <w:r>
       <w:tab/>
       <w:tab/>
-      <w:t>2026-10-26</w:t>
+      <w:t>2026-10-27</w:t>
       <w:br/>
       <w:br/>
     </w:r>

--- a/klagomål/A 29379-2026 FSC-klagomål.docx
+++ b/klagomål/A 29379-2026 FSC-klagomål.docx
@@ -1274,7 +1274,7 @@
     <w:r>
       <w:tab/>
       <w:tab/>
-      <w:t>2026-10-27</w:t>
+      <w:t>2026-10-28</w:t>
       <w:br/>
       <w:br/>
     </w:r>

--- a/klagomål/A 29379-2026 FSC-klagomål.docx
+++ b/klagomål/A 29379-2026 FSC-klagomål.docx
@@ -1274,7 +1274,7 @@
     <w:r>
       <w:tab/>
       <w:tab/>
-      <w:t>2026-10-28</w:t>
+      <w:t>2026-10-29</w:t>
       <w:br/>
       <w:br/>
     </w:r>

--- a/klagomål/A 29379-2026 FSC-klagomål.docx
+++ b/klagomål/A 29379-2026 FSC-klagomål.docx
@@ -1274,7 +1274,7 @@
     <w:r>
       <w:tab/>
       <w:tab/>
-      <w:t>2026-10-29</w:t>
+      <w:t>2026-10-31</w:t>
       <w:br/>
       <w:br/>
     </w:r>
